--- a/downloads/process-map-starter-template.docx
+++ b/downloads/process-map-starter-template.docx
@@ -477,7 +477,7 @@
         <w:t>Want the map done with an expert across your whole business?</w:t>
       </w:r>
       <w:r>
-        <w:t xml:space="preserve"> That's the first week of a Business Systems Audit from Business Plans Plus: a written bottleneck analysis, a prioritized roadmap, and quick wins you keep either way. Start at buildwithbpp.com.</w:t>
+        <w:t xml:space="preserve"> That's where our Operator System starts: we map how work moves through your business, then fix the gaps. Start with a free 30-minute call at buildwithbpp.com/booking.</w:t>
       </w:r>
     </w:p>
     <w:sectPr>
